--- a/documentation/user_guide.docx
+++ b/documentation/user_guide.docx
@@ -25,7 +25,15 @@
     <w:p>
       <w:r>
         <w:tab/>
-        <w:t xml:space="preserve">The goal of this project is to use sensors to create an inexpensive fall detection system without wearables. The elderly often forget or choose not to put on health wearables, so a fall detection system that could be installed in a home or assisted living facility rather than worn could be more reliable. To preserve privacy, this project aims to avoid using cameras. </w:t>
+        <w:t xml:space="preserve">The goal of this project is to use sensors to create an inexpensive fall detection system without wearables. The elderly often forget or choose not to put on health wearables, so a fall detection system that could be installed in a home or assisted living facility rather than </w:t>
+      </w:r>
+      <w:proofErr w:type="gramStart"/>
+      <w:r>
+        <w:t>worn</w:t>
+      </w:r>
+      <w:proofErr w:type="gramEnd"/>
+      <w:r>
+        <w:t xml:space="preserve"> could be more reliable. To preserve privacy, this project aims to avoid using cameras. </w:t>
       </w:r>
     </w:p>
     <w:p>
@@ -128,7 +136,23 @@
         <w:t xml:space="preserve">). </w:t>
       </w:r>
       <w:r>
-        <w:t xml:space="preserve"> An ESP32 will serve as the central hub where most of the processing will happen. Additionally, the speaker is used to play an alert when a fall is detected.</w:t>
+        <w:t xml:space="preserve"> </w:t>
+      </w:r>
+      <w:proofErr w:type="gramStart"/>
+      <w:r>
+        <w:t>An ESP32</w:t>
+      </w:r>
+      <w:proofErr w:type="gramEnd"/>
+      <w:r>
+        <w:t xml:space="preserve"> will serve as the central hub where most of the processing will happen. Additionally, the speaker is used to </w:t>
+      </w:r>
+      <w:proofErr w:type="gramStart"/>
+      <w:r>
+        <w:t>play</w:t>
+      </w:r>
+      <w:proofErr w:type="gramEnd"/>
+      <w:r>
+        <w:t xml:space="preserve"> an alert when a fall is detected.</w:t>
       </w:r>
     </w:p>
     <w:p>
@@ -161,8 +185,13 @@
         <w:t xml:space="preserve"> (</w:t>
       </w:r>
       <w:r>
-        <w:t>in repo node_final</w:t>
-      </w:r>
+        <w:t xml:space="preserve">in repo </w:t>
+      </w:r>
+      <w:proofErr w:type="spellStart"/>
+      <w:r>
+        <w:t>node_final</w:t>
+      </w:r>
+      <w:proofErr w:type="spellEnd"/>
       <w:r>
         <w:t>)</w:t>
       </w:r>
@@ -241,7 +270,15 @@
         <w:t>The second set of software is written in Python and is run on a computer connected to the ESP32 development board’s UART to USB chip</w:t>
       </w:r>
       <w:r>
-        <w:t xml:space="preserve"> (in repo data_proc)</w:t>
+        <w:t xml:space="preserve"> (in repo </w:t>
+      </w:r>
+      <w:proofErr w:type="spellStart"/>
+      <w:r>
+        <w:t>data_proc</w:t>
+      </w:r>
+      <w:proofErr w:type="spellEnd"/>
+      <w:r>
+        <w:t>)</w:t>
       </w:r>
       <w:r>
         <w:t>. There are multiple programs, which have the following functions:</w:t>
@@ -533,7 +570,14 @@
         <w:rPr>
           <w:lang w:val="fr-FR"/>
         </w:rPr>
-        <w:t>DEVKIT V1 Pi</w:t>
+        <w:t xml:space="preserve">DEVKIT V1 </w:t>
+      </w:r>
+      <w:proofErr w:type="spellStart"/>
+      <w:r>
+        <w:rPr>
+          <w:lang w:val="fr-FR"/>
+        </w:rPr>
+        <w:t>Pi</w:t>
       </w:r>
       <w:r>
         <w:rPr>
@@ -541,6 +585,7 @@
         </w:rPr>
         <w:t>nout</w:t>
       </w:r>
+      <w:proofErr w:type="spellEnd"/>
     </w:p>
     <w:p>
       <w:pPr>
@@ -1001,7 +1046,15 @@
         <w:ind w:firstLine="720"/>
       </w:pPr>
       <w:r>
-        <w:t xml:space="preserve">This project uses the ESP-IDF framework. In addition to cloning the repository, the ESP-IDF libraries/tools need to be installed to build the code. The Espressif documentation </w:t>
+        <w:t xml:space="preserve">This project uses the ESP-IDF framework. In addition to cloning the repository, the ESP-IDF libraries/tools need to be installed to build the code. The </w:t>
+      </w:r>
+      <w:proofErr w:type="spellStart"/>
+      <w:r>
+        <w:t>Espressif</w:t>
+      </w:r>
+      <w:proofErr w:type="spellEnd"/>
+      <w:r>
+        <w:t xml:space="preserve"> documentation </w:t>
       </w:r>
       <w:r>
         <w:t xml:space="preserve">on this process is available </w:t>
@@ -1029,7 +1082,15 @@
         <w:t xml:space="preserve"> repository and use the command line interface. </w:t>
       </w:r>
       <w:r>
-        <w:t>Once the esp-idf repository is cloned, run the “install.p</w:t>
+        <w:t xml:space="preserve">Once the </w:t>
+      </w:r>
+      <w:proofErr w:type="spellStart"/>
+      <w:r>
+        <w:t>esp-idf</w:t>
+      </w:r>
+      <w:proofErr w:type="spellEnd"/>
+      <w:r>
+        <w:t xml:space="preserve"> repository is cloned, run the “install.p</w:t>
       </w:r>
       <w:r>
         <w:t>s1” script.</w:t>
@@ -1040,7 +1101,15 @@
         <w:ind w:firstLine="720"/>
       </w:pPr>
       <w:r>
-        <w:t xml:space="preserve">Additionally, clone the repository “node_final” </w:t>
+        <w:t>Additionally, clone the repository “</w:t>
+      </w:r>
+      <w:proofErr w:type="spellStart"/>
+      <w:r>
+        <w:t>node_final</w:t>
+      </w:r>
+      <w:proofErr w:type="spellEnd"/>
+      <w:r>
+        <w:t xml:space="preserve">” </w:t>
       </w:r>
       <w:r>
         <w:t>from the project</w:t>
@@ -1060,7 +1129,23 @@
     </w:p>
     <w:p>
       <w:r>
-        <w:t>(if using the gui, refer to Espressif documentation)</w:t>
+        <w:t xml:space="preserve">(if using the </w:t>
+      </w:r>
+      <w:proofErr w:type="spellStart"/>
+      <w:r>
+        <w:t>gui</w:t>
+      </w:r>
+      <w:proofErr w:type="spellEnd"/>
+      <w:r>
+        <w:t xml:space="preserve">, refer to </w:t>
+      </w:r>
+      <w:proofErr w:type="spellStart"/>
+      <w:r>
+        <w:t>Espressif</w:t>
+      </w:r>
+      <w:proofErr w:type="spellEnd"/>
+      <w:r>
+        <w:t xml:space="preserve"> documentation)</w:t>
       </w:r>
     </w:p>
     <w:p>
@@ -1068,7 +1153,23 @@
         <w:ind w:firstLine="720"/>
       </w:pPr>
       <w:r>
-        <w:t>In the node_final folder, run the “export.ps1” script provided by the esp-idf repository</w:t>
+        <w:t xml:space="preserve">In the </w:t>
+      </w:r>
+      <w:proofErr w:type="spellStart"/>
+      <w:r>
+        <w:t>node_final</w:t>
+      </w:r>
+      <w:proofErr w:type="spellEnd"/>
+      <w:r>
+        <w:t xml:space="preserve"> folder, run the “export.ps1” script provided by the </w:t>
+      </w:r>
+      <w:proofErr w:type="spellStart"/>
+      <w:r>
+        <w:t>esp-idf</w:t>
+      </w:r>
+      <w:proofErr w:type="spellEnd"/>
+      <w:r>
+        <w:t xml:space="preserve"> repository</w:t>
       </w:r>
       <w:r>
         <w:t xml:space="preserve"> – </w:t>
@@ -1132,7 +1233,25 @@
           <w:szCs w:val="22"/>
         </w:rPr>
         <w:tab/>
-        <w:t xml:space="preserve">idf.py menuconfig </w:t>
+        <w:t xml:space="preserve">idf.py </w:t>
+      </w:r>
+      <w:proofErr w:type="spellStart"/>
+      <w:r>
+        <w:rPr>
+          <w:rFonts w:ascii="Courier New" w:hAnsi="Courier New" w:cs="Courier New"/>
+          <w:sz w:val="22"/>
+          <w:szCs w:val="22"/>
+        </w:rPr>
+        <w:t>menuconfig</w:t>
+      </w:r>
+      <w:proofErr w:type="spellEnd"/>
+      <w:r>
+        <w:rPr>
+          <w:rFonts w:ascii="Courier New" w:hAnsi="Courier New" w:cs="Courier New"/>
+          <w:sz w:val="22"/>
+          <w:szCs w:val="22"/>
+        </w:rPr>
+        <w:t xml:space="preserve"> </w:t>
       </w:r>
       <w:r>
         <w:rPr>
@@ -1212,7 +1331,15 @@
         <w:t xml:space="preserve">There is a variable in the </w:t>
       </w:r>
       <w:r>
-        <w:t>file “node_final.c” called mode. There are 4 options for the mode: NORMAL, DEV_CSI, DEV_VIB, and DEV_MIC. It must be set before</w:t>
+        <w:t>file “</w:t>
+      </w:r>
+      <w:proofErr w:type="spellStart"/>
+      <w:r>
+        <w:t>node_final.c</w:t>
+      </w:r>
+      <w:proofErr w:type="spellEnd"/>
+      <w:r>
+        <w:t>” called mode. There are 4 options for the mode: NORMAL, DEV_CSI, DEV_VIB, and DEV_MIC. It must be set before</w:t>
       </w:r>
       <w:r>
         <w:t xml:space="preserve"> building. NORMAL is for normal operation, and the others are used for data collection and tuning.</w:t>
@@ -1261,7 +1388,23 @@
     </w:p>
     <w:p>
       <w:r>
-        <w:t>(microphone is not sensitive to setup and likely doesn’t need tuning)</w:t>
+        <w:t>(</w:t>
+      </w:r>
+      <w:proofErr w:type="gramStart"/>
+      <w:r>
+        <w:t>microphone is</w:t>
+      </w:r>
+      <w:proofErr w:type="gramEnd"/>
+      <w:r>
+        <w:t xml:space="preserve"> not sensitive to setup and likely </w:t>
+      </w:r>
+      <w:proofErr w:type="gramStart"/>
+      <w:r>
+        <w:t>doesn’t</w:t>
+      </w:r>
+      <w:proofErr w:type="gramEnd"/>
+      <w:r>
+        <w:t xml:space="preserve"> need tuning)</w:t>
       </w:r>
     </w:p>
     <w:p>
@@ -1284,7 +1427,15 @@
         </w:numPr>
       </w:pPr>
       <w:r>
-        <w:t>Build/flash the node_final project in DEV_MIC mode</w:t>
+        <w:t xml:space="preserve">Build/flash the </w:t>
+      </w:r>
+      <w:proofErr w:type="spellStart"/>
+      <w:r>
+        <w:t>node_final</w:t>
+      </w:r>
+      <w:proofErr w:type="spellEnd"/>
+      <w:r>
+        <w:t xml:space="preserve"> project in DEV_MIC mode</w:t>
       </w:r>
     </w:p>
     <w:p>
@@ -1296,8 +1447,13 @@
         </w:numPr>
       </w:pPr>
       <w:r>
-        <w:t>Activate data_proc_venv</w:t>
-      </w:r>
+        <w:t xml:space="preserve">Activate </w:t>
+      </w:r>
+      <w:proofErr w:type="spellStart"/>
+      <w:r>
+        <w:t>data_proc_venv</w:t>
+      </w:r>
+      <w:proofErr w:type="spellEnd"/>
     </w:p>
     <w:p>
       <w:pPr>
@@ -1426,10 +1582,39 @@
         </w:numPr>
       </w:pPr>
       <w:r>
-        <w:t>Take the square root (ie. sqrt(3*10^13) = 5477225) and set the macro MIC_THRESHOLD to that value</w:t>
-      </w:r>
-      <w:r>
-        <w:t xml:space="preserve"> (in sound.c)</w:t>
+        <w:t>Take the square root (</w:t>
+      </w:r>
+      <w:proofErr w:type="spellStart"/>
+      <w:r>
+        <w:t>ie</w:t>
+      </w:r>
+      <w:proofErr w:type="spellEnd"/>
+      <w:r>
+        <w:t xml:space="preserve">. sqrt(3*10^13) = 5477225) and set the </w:t>
+      </w:r>
+      <w:proofErr w:type="gramStart"/>
+      <w:r>
+        <w:t>macro MIC</w:t>
+      </w:r>
+      <w:proofErr w:type="gramEnd"/>
+      <w:r>
+        <w:t>_THRESHOLD to that value</w:t>
+      </w:r>
+      <w:r>
+        <w:t xml:space="preserve"> (in </w:t>
+      </w:r>
+      <w:proofErr w:type="spellStart"/>
+      <w:r>
+        <w:t>sound</w:t>
+      </w:r>
+      <w:proofErr w:type="gramStart"/>
+      <w:r>
+        <w:t>.c</w:t>
+      </w:r>
+      <w:proofErr w:type="spellEnd"/>
+      <w:proofErr w:type="gramEnd"/>
+      <w:r>
+        <w:t>)</w:t>
       </w:r>
       <w:r>
         <w:tab/>
@@ -1448,7 +1633,15 @@
         <w:ind w:firstLine="720"/>
       </w:pPr>
       <w:r>
-        <w:t>The CSI data is processed with a moving average and rolling variance over 2 groups of subcarriers that were found to be sensitive to motion. Example captures of full CSI magnitudes are shown here first with no processing, then with smoothing and removal of nulled subcarriers. The variance (times window length) of the smoothed data is what is thresholded.</w:t>
+        <w:t xml:space="preserve">The CSI data is processed with a moving average and rolling variance over 2 groups of subcarriers that were found to be sensitive to motion. Example captures of full CSI magnitudes are shown here first with no processing, then with smoothing and removal of nulled subcarriers. The variance (times window length) of the smoothed data is what is </w:t>
+      </w:r>
+      <w:proofErr w:type="spellStart"/>
+      <w:r>
+        <w:t>thresholded</w:t>
+      </w:r>
+      <w:proofErr w:type="spellEnd"/>
+      <w:r>
+        <w:t>.</w:t>
       </w:r>
     </w:p>
     <w:p>
@@ -1736,7 +1929,15 @@
         </w:numPr>
       </w:pPr>
       <w:r>
-        <w:t>Set the macros CSI_THRESHOLD_LOW and HIGH (in csi_rx.c)</w:t>
+        <w:t xml:space="preserve">Set the macros CSI_THRESHOLD_LOW and HIGH (in </w:t>
+      </w:r>
+      <w:proofErr w:type="spellStart"/>
+      <w:r>
+        <w:t>csi_rx.c</w:t>
+      </w:r>
+      <w:proofErr w:type="spellEnd"/>
+      <w:r>
+        <w:t>)</w:t>
       </w:r>
     </w:p>
     <w:p>
@@ -1862,7 +2063,11 @@
         </w:numPr>
       </w:pPr>
       <w:r>
-        <w:t>A graph like th</w:t>
+        <w:t xml:space="preserve">A graph like </w:t>
+      </w:r>
+      <w:proofErr w:type="gramStart"/>
+      <w:r>
+        <w:t>th</w:t>
       </w:r>
       <w:r>
         <w:t>e</w:t>
@@ -1873,6 +2078,7 @@
       <w:r>
         <w:t>e</w:t>
       </w:r>
+      <w:proofErr w:type="gramEnd"/>
       <w:r>
         <w:t xml:space="preserve"> will be produced:</w:t>
       </w:r>
@@ -1987,13 +2193,34 @@
         <w:t xml:space="preserve">The orange line shows what the threshold would have been. </w:t>
       </w:r>
       <w:r>
-        <w:t xml:space="preserve">Adjust thresh_factor until it falls above the noise </w:t>
+        <w:t xml:space="preserve">Adjust </w:t>
+      </w:r>
+      <w:proofErr w:type="spellStart"/>
+      <w:r>
+        <w:t>thresh_factor</w:t>
+      </w:r>
+      <w:proofErr w:type="spellEnd"/>
+      <w:r>
+        <w:t xml:space="preserve"> until it falls above the noise </w:t>
       </w:r>
       <w:r>
         <w:t>level and</w:t>
       </w:r>
       <w:r>
-        <w:t xml:space="preserve"> set the macro VIB_THRESH_FACTOR (in vib.c)</w:t>
+        <w:t xml:space="preserve"> set the macro VIB_THRESH_FACTOR (in </w:t>
+      </w:r>
+      <w:proofErr w:type="spellStart"/>
+      <w:r>
+        <w:t>vib</w:t>
+      </w:r>
+      <w:proofErr w:type="gramStart"/>
+      <w:r>
+        <w:t>.c</w:t>
+      </w:r>
+      <w:proofErr w:type="spellEnd"/>
+      <w:proofErr w:type="gramEnd"/>
+      <w:r>
+        <w:t>)</w:t>
       </w:r>
     </w:p>
     <w:p>
@@ -2026,7 +2253,15 @@
         <w:ind w:firstLine="720"/>
       </w:pPr>
       <w:r>
-        <w:t>If the CAD files are used to 3D print an enclosure (optional), the final product looks like this:</w:t>
+        <w:t xml:space="preserve">If the CAD files are used </w:t>
+      </w:r>
+      <w:proofErr w:type="gramStart"/>
+      <w:r>
+        <w:t>to 3D</w:t>
+      </w:r>
+      <w:proofErr w:type="gramEnd"/>
+      <w:r>
+        <w:t xml:space="preserve"> print an enclosure (optional), the final product looks like this:</w:t>
       </w:r>
     </w:p>
     <w:p>
@@ -2278,7 +2513,15 @@
         <w:pStyle w:val="Heading3"/>
       </w:pPr>
       <w:r>
-        <w:t>GitHub Project</w:t>
+        <w:t xml:space="preserve">GitHub </w:t>
+      </w:r>
+      <w:r>
+        <w:t>Repo</w:t>
+      </w:r>
+    </w:p>
+    <w:p>
+      <w:r>
+        <w:t>https://github.com/mecargill/thread_proj/tree/main</w:t>
       </w:r>
     </w:p>
     <w:p>
@@ -2355,8 +2598,13 @@
       <w:pPr>
         <w:pStyle w:val="Heading3"/>
       </w:pPr>
-      <w:r>
-        <w:t>Espressif Docs</w:t>
+      <w:proofErr w:type="spellStart"/>
+      <w:r>
+        <w:t>Espressif</w:t>
+      </w:r>
+      <w:proofErr w:type="spellEnd"/>
+      <w:r>
+        <w:t xml:space="preserve"> Docs</w:t>
       </w:r>
     </w:p>
     <w:p>
